--- a/zaini_case_audit_output/outputs/word/documents/104_ضبط جلسة رقم 29 يوم 03-11-1444 هـ للقضية رقم 42824717.pdf.docx
+++ b/zaini_case_audit_output/outputs/word/documents/104_ضبط جلسة رقم 29 يوم 03-11-1444 هـ للقضية رقم 42824717.pdf.docx
@@ -182,7 +182,7 @@
           <w:b w:val="0"/>
           <w:i w:val="0"/>
         </w:rPr>
-        <w:t>أسامه بن احمد بن عباس زين</w:t>
+        <w:t>نيز سابع نب دمحا نب هماسأ</w:t>
       </w:r>
     </w:p>
     <w:p>
@@ -195,7 +195,7 @@
           <w:b w:val="0"/>
           <w:i w:val="0"/>
         </w:rPr>
-        <w:t>أسامه بن احمد بن عباس زين</w:t>
+        <w:t>نيز سابع نب دمحا نب هماسأ</w:t>
       </w:r>
     </w:p>
     <w:p>
@@ -208,7 +208,7 @@
           <w:b w:val="0"/>
           <w:i w:val="0"/>
         </w:rPr>
-        <w:t>ھتفص ةيضقلاب ىدلف ىدلف ةرئادلا ةرئادلا و و و و ءان ءان ع ع ةيضقلا ةيضقلا مقر مقر ۷۱۷ ۷۱۷٤۲۸۲ ۲۸۲٤ راتو راتو خ خ ۲٤٤٤٤۱/۲۱۲۱/۵۲۵۲ ـ ا ا دم دم ةالصلاو ةالصلاو مالسلاو مالسلاو ع ع لوسر لوسر هللااهللاا امأ امأ دع دع :</w:t>
+        <w:t>: عد عد أما أما االلهاالله رسول رسول ع ع والسلام والسلام والصلاة والصلاة مد مد ا ا ـ ۲۵۲۵/۱۲۱۲/۱٤٤٤٤۲ خ خ وتار وتار ٤۲۸۲ ۲۸۲٤۷۱۷ ۷۱۷ رقم رقم القضية القضية ع ع ناء ناء و و و و الدائرة الدائرة فلدى فلدى بالقضية صفتھ</w:t>
       </w:r>
     </w:p>
     <w:p>
@@ -234,7 +234,7 @@
           <w:b w:val="0"/>
           <w:i w:val="0"/>
         </w:rPr>
-        <w:t>طبض</w:t>
+        <w:t>ضبط</w:t>
       </w:r>
     </w:p>
     <w:p>
@@ -247,7 +247,7 @@
           <w:b w:val="0"/>
           <w:i w:val="0"/>
         </w:rPr>
-        <w:t>مقر ةيضقلا : ۷۱۷٤۲۸۲٤ مقر ةسل ا : ۸۲ مقر حفصلا ـة : ۱ ةرئادلا و ةمكحملا ة راجتلا ةدجب</w:t>
+        <w:t>بجدة التجار ة المحكمة و الدائرة ۱ : ةـ الصفح رقم ۲۸ : ا لسة رقم ٤۲۸۲٤۷۱۷ : القضية رقم</w:t>
       </w:r>
     </w:p>
     <w:p>
@@ -364,7 +364,7 @@
           <w:b w:val="0"/>
           <w:i w:val="0"/>
         </w:rPr>
-        <w:t>أسامه بن احمد بن عباس زين</w:t>
+        <w:t>نيز سابع نب دمحا نب هماسأ</w:t>
       </w:r>
     </w:p>
     <w:p>
@@ -377,7 +377,7 @@
           <w:b w:val="0"/>
           <w:i w:val="0"/>
         </w:rPr>
-        <w:t>أسامه بن احمد بن عباس زين</w:t>
+        <w:t>نيز سابع نب دمحا نب هماسأ</w:t>
       </w:r>
     </w:p>
     <w:p>
@@ -416,7 +416,7 @@
           <w:b w:val="0"/>
           <w:i w:val="0"/>
         </w:rPr>
-        <w:t>ىوعدلا ىوعدلا</w:t>
+        <w:t>الدعوى الدعوى</w:t>
       </w:r>
     </w:p>
     <w:p>
@@ -481,7 +481,7 @@
           <w:b w:val="0"/>
           <w:i w:val="0"/>
         </w:rPr>
-        <w:t>طبض</w:t>
+        <w:t>ضبط</w:t>
       </w:r>
     </w:p>
     <w:p>
@@ -494,7 +494,7 @@
           <w:b w:val="0"/>
           <w:i w:val="0"/>
         </w:rPr>
-        <w:t>مقر ةيضقلا : ۷۱۷٤۲۸۲٤ مقر ةسل ا : ۸۲ مقر حفصلا ـة : ۲ ةرئادلا و ةمكحملا ة راجتلا ةدجب</w:t>
+        <w:t>بجدة التجار ة المحكمة و الدائرة ۲ : ةـ الصفح رقم ۲۸ : ا لسة رقم ٤۲۸۲٤۷۱۷ : القضية رقم</w:t>
       </w:r>
     </w:p>
     <w:p>
@@ -611,7 +611,7 @@
           <w:b w:val="0"/>
           <w:i w:val="0"/>
         </w:rPr>
-        <w:t>أسامه بن احمد بن عباس زين</w:t>
+        <w:t>نيز سابع نب دمحا نب هماسأ</w:t>
       </w:r>
     </w:p>
     <w:p>
@@ -624,7 +624,7 @@
           <w:b w:val="0"/>
           <w:i w:val="0"/>
         </w:rPr>
-        <w:t>أسامه بن احمد بن عباس زين</w:t>
+        <w:t>نيز سابع نب دمحا نب هماسأ</w:t>
       </w:r>
     </w:p>
     <w:p>
@@ -637,7 +637,7 @@
           <w:b w:val="0"/>
           <w:i w:val="0"/>
         </w:rPr>
-        <w:t>عيقوتلا دملا ةفصلا ناندع دمحا سابع ز مس</w:t>
+        <w:t>سم ز عباس احمد عدنان الصفة المد التوقيع</w:t>
       </w:r>
     </w:p>
     <w:p>
@@ -702,7 +702,7 @@
           <w:b w:val="0"/>
           <w:i w:val="0"/>
         </w:rPr>
-        <w:t>عيقوتلا دم ھيلع ةفصلا ةماسا دمحا سابع ز مس</w:t>
+        <w:t>سم ز عباس احمد اسامة الصفة عليھ مد التوقيع</w:t>
       </w:r>
     </w:p>
     <w:p>
@@ -741,7 +741,7 @@
           <w:b w:val="0"/>
           <w:i w:val="0"/>
         </w:rPr>
-        <w:t>طبض</w:t>
+        <w:t>ضبط</w:t>
       </w:r>
     </w:p>
     <w:p>
@@ -754,7 +754,7 @@
           <w:b w:val="0"/>
           <w:i w:val="0"/>
         </w:rPr>
-        <w:t>مقر ةيضقلا : ۷۱۷٤۲۸۲٤ مقر ةسل ا : ۸۲ مقر حفصلا ـة : ۳ ةرئادلا و ةمكحملا ة راجتلا ةدجب</w:t>
+        <w:t>بجدة التجار ة المحكمة و الدائرة ۳ : ةـ الصفح رقم ۲۸ : ا لسة رقم ٤۲۸۲٤۷۱۷ : القضية رقم</w:t>
       </w:r>
     </w:p>
     <w:p>
@@ -780,7 +780,7 @@
           <w:b w:val="0"/>
           <w:i w:val="0"/>
         </w:rPr>
-        <w:t>عيقوت عيقوت ءاضعأ ءاضعأ ةرئادلا ةرئادلا</w:t>
+        <w:t>الدائرة الدائرة أعضاء أعضاء توقيع توقيع</w:t>
       </w:r>
     </w:p>
     <w:sectPr>

--- a/zaini_case_audit_output/outputs/word/documents/104_ضبط جلسة رقم 29 يوم 03-11-1444 هـ للقضية رقم 42824717.pdf.docx
+++ b/zaini_case_audit_output/outputs/word/documents/104_ضبط جلسة رقم 29 يوم 03-11-1444 هـ للقضية رقم 42824717.pdf.docx
@@ -208,7 +208,7 @@
           <w:b w:val="0"/>
           <w:i w:val="0"/>
         </w:rPr>
-        <w:t>: عد عد أما أما االلهاالله رسول رسول ع ع والسلام والسلام والصلاة والصلاة مد مد ا ا ـ ۲۵۲۵/۱۲۱۲/۱٤٤٤٤۲ خ خ وتار وتار ٤۲۸۲ ۲۸۲٤۷۱۷ ۷۱۷ رقم رقم القضية القضية ع ع ناء ناء و و و و الدائرة الدائرة فلدى فلدى بالقضية صفتھ</w:t>
+        <w:t>: عد عد أما االله رسول ع ع والسلام والصلاة مد مد ا ا ـ ۲۵۲۵/۱۲۱۲/۱٤٤٤٤۲ خ خ وتار ٤۲۸۲ ۲۸۲٤۷۱۷ ۷۱۷ رقم القضية ع ع ناء و و و و الدائرة فلدى بالقضية صفتھ</w:t>
       </w:r>
     </w:p>
     <w:p>
@@ -221,7 +221,7 @@
           <w:b w:val="0"/>
           <w:i w:val="0"/>
         </w:rPr>
-        <w:t>تحتف تحتف ا ا ةسل ةسل روضحب روضحب : : فارطأ فارطأ ةيضقلا ةيضقلا ناطلس دجام رصان اطحقلا ي لا و ة ةينطولا ۳۳۰۷۷۳۰۰۱۱ ةيدوعسلا ىماحم دمحم زاوف نب نم عثلا لا و ة ةينطولا ۸۷۲۸۰۹۸۹۰۱ ةيدوعسلا ىماحم اش ع هللادبع ملاس نب ال ي لا و ة ةينطولا ۱۸۵۰۱٤۷۹۰۱ ةيدوعسلا ىماحم قراط فلخ نب ار ع ا را ى لا و ة ةينطولا ٤۵۰٦٤۱٦۵۰۱ ةيدوعسلا ىماحم ناندع دمحا سابع ز لا و ة ةينطولا ۳۳۷۲۹۰۷۱۰۱ ةيدوعسلا دملا مس عون لا و ة مقر لا و ة ا ةيس ھتفص ةيضقلاب فيفر دشار ءازج يفقثلا لا و ة ةينطولا ۱۷۰۸۲۹۱۱۱۱ يدوعس ليكو ع نب فرشم نب حرفم نب دشار لا و ة ةينطولا ۷۷۰٤۷۲٦٤۰۱ يدوعس ىماحم ع بلاط اص يمايلا لا و ة ةينطولا ٦۰۸٤٤۰٤٤۰۱ يدوعس ىماحم رمع دوعس نب دعس طملا ي لا و ة ةينطولا ۱۰۹۵٤۷۹۹۰۱ يدوعس ليكو اش ع هللادبع ملاس نب ال ي لا و ة ةينطولا ۱۸۵۰۱٤۷۹۰۱ يدوعس ىماحم دمحم زاوف نب نم عثلا لا و ة ةينطولا ۸۷۲۸۰۹۸۹۰۱ يدوعس ىماحم مازع لصيف اربا مي جوخ لا و ة ةينطولا ٤٦۸۸۸٤۱۱۰۱ يدوعس ىماحم رمع دوعس نب دعس طملا ي لا و ة ةينطولا ۱۰۹۵٤۷۹۹۰۱ يدوعس 2003 ناميلس دمحم ناميلس يريدسلا لا و ة ةينطولا ۰۵۲۵٦۰۳۷۰۱ يدوعس ىماحم قراط فلخ نب ار ع ا را ى لا و ة ةينطولا ٤۵۰٦٤۱٦۵۰۱ يدوعس ىماحم ناطلس دجام رصان اطحقلا ي لا و ة ةينطولا ۳۳۰۷۷۳۰۰۱۱ يدوعس ىماحم لا و ة ةينطولا ۳۳۰۷۷۳۰۰۱۱ يدوعس رضاح ةماسا دمحا سابع ز لا و ة ةينطولا ۱۰۳۷۱۰۸۰۰۱ يدوعس دم ھيلع ةقتاع حيدمحم عدمحم ا يزار لا و ة ةينطولا ۷٤۸٦۵۰۷۰۰۱ يدوعس دم ھيلع رت ي نب حبار نب دعس طملا ي لا و ة ةينطولا ۸۳۵۰۵۸۲۲۱۱ ليكو ناندع دمحا سابع ز لا و ة ةينطولا ۳۳۷۲۹۰۷۱۰۱ يدوعس دملا مس عون لا و ة مقر لا و ة ا ةيس</w:t>
+        <w:t>تحتف ا ا ةسل روضحب : : فارطأ ةيضقلا ناطلس دجام رصان اطحقلا ي لا و ة ةينطولا ۳۳۰۷۷۳۰۰۱۱ ةيدوعسلا ىماحم دمحم زاوف نب نم عثلا لا و ة ةينطولا ۸۷۲۸۰۹۸۹۰۱ ةيدوعسلا ىماحم اش ع هللادبع ملاس نب ال ي لا و ة ةينطولا ۱۸۵۰۱٤۷۹۰۱ ةيدوعسلا ىماحم قراط فلخ نب ار ع ا را ى لا و ة ةينطولا ٤۵۰٦٤۱٦۵۰۱ ةيدوعسلا ىماحم ناندع دمحا سابع ز لا و ة ةينطولا ۳۳۷۲۹۰۷۱۰۱ ةيدوعسلا دملا مس عون لا و ة مقر لا و ة ا ةيس ھتفص ةيضقلاب فيفر دشار ءازج يفقثلا لا و ة ةينطولا ۱۷۰۸۲۹۱۱۱۱ يدوعس ليكو ع نب فرشم نب حرفم نب دشار لا و ة ةينطولا ۷۷۰٤۷۲٦٤۰۱ يدوعس ىماحم ع بلاط اص يمايلا لا و ة ةينطولا ٦۰۸٤٤۰٤٤۰۱ يدوعس ىماحم رمع دوعس نب دعس طملا ي لا و ة ةينطولا ۱۰۹۵٤۷۹۹۰۱ يدوعس ليكو اش ع هللادبع ملاس نب ال ي لا و ة ةينطولا ۱۸۵۰۱٤۷۹۰۱ يدوعس ىماحم دمحم زاوف نب نم عثلا لا و ة ةينطولا ۸۷۲۸۰۹۸۹۰۱ يدوعس ىماحم مازع لصيف اربا مي جوخ لا و ة ةينطولا ٤٦۸۸۸٤۱۱۰۱ يدوعس ىماحم رمع دوعس نب دعس طملا ي لا و ة ةينطولا ۱۰۹۵٤۷۹۹۰۱ يدوعس 2003 ناميلس دمحم ناميلس يريدسلا لا و ة ةينطولا ۰۵۲۵٦۰۳۷۰۱ يدوعس ىماحم قراط فلخ نب ار ع ا را ى لا و ة ةينطولا ٤۵۰٦٤۱٦۵۰۱ يدوعس ىماحم ناطلس دجام رصان اطحقلا ي لا و ة ةينطولا ۳۳۰۷۷۳۰۰۱۱ يدوعس ىماحم لا و ة ةينطولا ۳۳۰۷۷۳۰۰۱۱ يدوعس رضاح ةماسا دمحا سابع ز لا و ة ةينطولا ۱۰۳۷۱۰۸۰۰۱ يدوعس دم ھيلع ةقتاع حيدمحم عدمحم ا يزار لا و ة ةينطولا ۷٤۸٦۵۰۷۰۰۱ يدوعس دم ھيلع رت ي نب حبار نب دعس طملا ي لا و ة ةينطولا ۸۳۵۰۵۸۲۲۱۱ ليكو ناندع دمحا سابع ز لا و ة ةينطولا ۳۳۷۲۹۰۷۱۰۱ يدوعس دملا مس عون لا و ة مقر لا و ة ا ةيس</w:t>
       </w:r>
     </w:p>
     <w:p>
@@ -416,7 +416,7 @@
           <w:b w:val="0"/>
           <w:i w:val="0"/>
         </w:rPr>
-        <w:t>الدعوى الدعوى</w:t>
+        <w:t>الدعوى</w:t>
       </w:r>
     </w:p>
     <w:p>
@@ -442,7 +442,7 @@
           <w:b w:val="0"/>
           <w:i w:val="0"/>
         </w:rPr>
-        <w:t>ةعفارملا ةعفارملا</w:t>
+        <w:t>ةعفارملا</w:t>
       </w:r>
     </w:p>
     <w:p>
@@ -468,7 +468,7 @@
           <w:b w:val="0"/>
           <w:i w:val="0"/>
         </w:rPr>
-        <w:t>فارطأ فارطأ ةيضقلا ةيضقلا</w:t>
+        <w:t>فارطأ ةيضقلا</w:t>
       </w:r>
     </w:p>
     <w:p>
@@ -767,7 +767,7 @@
           <w:b w:val="0"/>
           <w:i w:val="0"/>
         </w:rPr>
-        <w:t>فارطأ فارطأ ةيضقلا ةيضقلا</w:t>
+        <w:t>فارطأ ةيضقلا</w:t>
       </w:r>
     </w:p>
     <w:p>
@@ -780,7 +780,7 @@
           <w:b w:val="0"/>
           <w:i w:val="0"/>
         </w:rPr>
-        <w:t>الدائرة الدائرة أعضاء أعضاء توقيع توقيع</w:t>
+        <w:t>الدائرة أعضاء توقيع</w:t>
       </w:r>
     </w:p>
     <w:sectPr>

--- a/zaini_case_audit_output/outputs/word/documents/104_ضبط جلسة رقم 29 يوم 03-11-1444 هـ للقضية رقم 42824717.pdf.docx
+++ b/zaini_case_audit_output/outputs/word/documents/104_ضبط جلسة رقم 29 يوم 03-11-1444 هـ للقضية رقم 42824717.pdf.docx
@@ -78,7 +78,71 @@
           <w:b w:val="0"/>
           <w:i w:val="0"/>
         </w:rPr>
-        <w:t>أسامه بن احمد بن عباس زيني</w:t>
+        <w:t>[صفحة 1]</w:t>
+        <w:br/>
+        <w:t>2</w:t>
+        <w:br/>
+        <w:t>ةيدوعسلا ةيبرعنا ةعدمتل ككل</w:t>
+        <w:br/>
+        <w:t>5ه وزارة اتعدل ضبط</w:t>
+        <w:br/>
+        <w:t>انا لالا</w:t>
+        <w:br/>
+        <w:t>خ1 -لجلمع</w:t>
+        <w:br/>
+        <w:t>المحكمة التجارية بجدة رقم الصفحة ‎١ ١‏ مي ا</w:t>
+        <w:br/>
+        <w:t>الدائرة الاولى ‎١‏ رقم القضية: 257414117 رقمالجلسة: ‎١/‏ سبا نسل لها</w:t>
+        <w:br/>
+        <w:t>الحمد لله والصلاة والسلام”على رشّول الله أما يعد:</w:t>
+        <w:br/>
+        <w:t>قلدى الدائرة الاولى وبناء على القضية رقم /ا١/ا23587151‏ وتاريخ ‎14/١5/١557‏ ه</w:t>
+        <w:br/>
+        <w:t>ب ببب(؟(؟؛ب ب بٍ©؟©؟©7ل ل ا ةيضقلا قارطلط لل</w:t>
+        <w:br/>
+        <w:t>عدنان احمد عباس زيني الهوية الوطنية شف 06ل سعودي المدعي</w:t>
+        <w:br/>
+        <w:t>ليكو ‏١1١114‎ . ه8 ةينطولا ةيوهلا يريطملا دعس نب حبار نب يكرت</w:t>
+        <w:br/>
+        <w:t>عاتقة محمديحيى محمدعلي الحرازي الهوية الوطنية لز سعودي مدعى عليه</w:t>
+        <w:br/>
+        <w:t>اسامة احمد عباس زيني الهوية الوظنية ل سعودي مدعى عليه</w:t>
+        <w:br/>
+        <w:t>الهوية الوطنية في نل سعودي حاضر</w:t>
+        <w:br/>
+        <w:t>ىماحم يدوعس .1 سولال رحل ةينطولا ةيوهلا يناطحقلا رصان دجام ناطلس</w:t>
+        <w:br/>
+        <w:t>ىماحم يدوعس 0 ةينطولا ةيوهلا ىثراحلا عيار نب فلخ قراط</w:t>
+        <w:br/>
+        <w:t>ىماحم يدوعس ‏١.7‎ ةينطولا ةيوبلا يريدسلا ناميلس دمحم ناميلس</w:t>
+        <w:br/>
+        <w:t>2003 يدوعس لك ةينطولا ةيوهلا يريطملا دعس نب دوعس رمع</w:t>
+        <w:br/>
+        <w:t>ىماحم يدوعس لك ةينطولا ةيوهلا جوخ ميهاربا لصيف مازع</w:t>
+        <w:br/>
+        <w:t>ىماحم يدوعس ل ل ةينطولا ةيوهلا يلعثلا رينم نب زاوف دمحم</w:t>
+        <w:br/>
+        <w:t>ىماحم يدوعس لقتل كح ةينظولا ةيوهلا يباله نب ملاس هللادبع عياش</w:t>
+        <w:br/>
+        <w:t>ليكو يدوعس ‏١07١‎ ةينطولا ةيوبلا يريطملا دعس نب دوعس رمع</w:t>
+        <w:br/>
+        <w:t>ىماحم يدوعس ل ةينطولا ةيوهلا يمايلا حلاص بلاط يلع</w:t>
+        <w:br/>
+        <w:t>علي بن مشرف بن مفرح بن راشد الهوية الوطنية فيكف دل سعودي محامى</w:t>
+        <w:br/>
+        <w:t>رفيف راشد جزاء الثقفي الهوية الوطنية لي ل سعودي وكيل</w:t>
+        <w:br/>
+        <w:t>للاسشح ‎١‏ تحت الجلسة بح ور ب ا ط!|!|!ط!ط!طجطجطجطجطجطجطجطجطجطجطجطجطبصبجىجىجىجىجىجطجبجبجىجطج|جبجط!طىطج آ آ[آ[1111[1ك1كك</w:t>
+        <w:br/>
+        <w:t>عدنان احمد عباس زيني الهوية الوطنية في كل السعودية المدعي</w:t>
+        <w:br/>
+        <w:t>ىماحم ةيدوعسلا ل ةينطولا ةيوهلا ىثراحلا عيار نب فلخ قراط</w:t>
+        <w:br/>
+        <w:t>ىماحم ةيدوعسلا ‏١‎ واع هاا ةينطولا ةيوهلا يباله نب ملاس هللا دبع عياش</w:t>
+        <w:br/>
+        <w:t>ىماحم ةيدوعسلا لسع دق ةينطولا ةيوهلا يلعثلا رينم نب زاوف دمحم</w:t>
+        <w:br/>
+        <w:t>ىماحم ةيدوعسلا ل يفك ةينطولا ةبوهلا يناطحقلا رضان دجام ناطلس</w:t>
       </w:r>
     </w:p>
     <w:p>
@@ -91,7 +155,65 @@
           <w:b w:val="0"/>
           <w:i w:val="0"/>
         </w:rPr>
-        <w:t>أسامه بن احمد بن عباس زيني</w:t>
+        <w:t>[صفحة 2]</w:t>
+        <w:br/>
+        <w:t>لا سي</w:t>
+        <w:br/>
+        <w:t>ارلا</w:t>
+        <w:br/>
+        <w:t>ف مه</w:t>
+        <w:br/>
+        <w:t>المحكمة التجارية بجدة ‎١‏ رقم الصفحة »2 ”</w:t>
+        <w:br/>
+        <w:t>الدائرة الاولى رقم القضية: ‎2214141١7‏ رقمالجلسة: ‎١8‏ 5ك</w:t>
+        <w:br/>
+        <w:t>اسامة احمد عباس زيني البوبة الوطنية ل السعودية مدعى عليه</w:t>
+        <w:br/>
+        <w:t>200 ةيدوعسلا 00 ةينطولا ةيوهلا يريطملا دعس نب دوعس رمع</w:t>
+        <w:br/>
+        <w:t>نوج زإلى فضيلتكم دعوانا بالتفصيل الآتي: بتاريخ 26 / 7/ 1434ه صدر حكم من المحكمة العامة بجدة</w:t>
+        <w:br/>
+        <w:t>بالصك رقم 43281449 وتاريخ 26/ 7/ 1434ه يقضصي بتولي قيماً على المورث لفقدانه الأهلية والإدراك</w:t>
+        <w:br/>
+        <w:t>(مرفق صك الحكم) وفي فترة الشك والريبة وثنباء نظر دعوى الولي المشار إلها اعلاه استغل المدعى عليه</w:t>
+        <w:br/>
+        <w:t>ةكرش يف هصصح عيب يف هنع عيقوتلاب ماقو 20:دك1 هّللا همحري 20350 يلكوم ثروم نم هل ةحونمملا تالاكولا</w:t>
+        <w:br/>
+        <w:t>احمد زيني التجارية (ذات مسئولية محدودة) سجل تجاري رقتم, 4030196102 من مورث موكلي داكة20:</w:t>
+        <w:br/>
+        <w:t>يرحمه الله «اكد00: لنفسه حيث وقع عن البائع وعن المشتري بقيمة بيع (450.000) ريال فقط وبذلك انتقلت</w:t>
+        <w:br/>
+        <w:t>ملكية تلك الحصص وهي بنسبة (9090) من أملاك مورث موكلي إلى أملاك المدعى عليه. وقد بلغت:قيمة تلك</w:t>
+        <w:br/>
+        <w:t>الحصص مبلغاً وقدرة (368.757.931) ثلاثمائة وثمانية وستون مليون وسبعمائة وسبعة وخمسوت الف</w:t>
+        <w:br/>
+        <w:t>وتسعمائة وواحد وثلاثون ريال وهي بنسبة (9090) من راس مال الشركة وذلك بناء على تقرير محاسبي صادر</w:t>
+        <w:br/>
+        <w:t>من خبير مكلف من قبل الدوائر التجارية بديوان المظالم في حينه. (مرفق التقرير المحاسبي) علماً أن الوكالات</w:t>
+        <w:br/>
+        <w:t>التي أجريت بها عملية البيع وكالات باظلة بناء على فقدان المورث يرحمه اللّه للأهلية اثناء فترة البيع. وبتاريخ</w:t>
+        <w:br/>
+        <w:t>1 1438ه توفي مورث موكلي المغفور له بإذن اللّه/ أحمد عباس زينيء وانحصر إرثه في المدعي والمدعى</w:t>
+        <w:br/>
+        <w:t>عليه ووالدتهما بموجب صك حصر ورثة رقم 38391575 وتاريخ 12/ 5/ 1438ه (مرفق صك حصر الورثة)</w:t>
+        <w:br/>
+        <w:t>ويما ان المدعى عليه قد أمتنع عند سداد قيمة الحصص المشار إلها أعلاه ولعدم استجابته للمطالبات الودية</w:t>
+        <w:br/>
+        <w:t>من قبل موكلي مما اضطرنا إلى الالتجاء إلى فضيلتكم لإللزام المدعى عليه بسداد قيمة الحصص التي استوى</w:t>
+        <w:br/>
+        <w:t>علها من شركة احمد زيني التجارية. علماً أنه صدر حكم من المحكمة العامة بجدة بصك رقم 3855849</w:t>
+        <w:br/>
+        <w:t>وتاريخ 1438:/2/10ه يقضي باختصاص القضاء التجاري لنظر هذه الدعوى (مرفق صك حكم الاختصّاض)</w:t>
+        <w:br/>
+        <w:t>)» ذكرنا ان الحصص هي نيسبتها 9090 من راس المال. كما نبلغكم أن النظام لايسمح لنا بإضافة مدعي او</w:t>
+        <w:br/>
+        <w:t>مدعى عليه اخر.</w:t>
+        <w:br/>
+        <w:t>في الجلسة تشير الدائرة إلى أنها عقدت هذه الجلسة عن بعد عبر الاتصال المرئي. وعن طريق نظام تقاضي.</w:t>
+        <w:br/>
+        <w:t>وتشير الدائرة إلى عدم ورود إفادة الأدلة الجنائية حتى تاريخه. وأفهمت الدائرة وكيل المدعي أن عليه متابعة</w:t>
+        <w:br/>
+        <w:t>.ةبجلا ىدل ةرئادلا باتك</w:t>
       </w:r>
     </w:p>
     <w:p>
@@ -104,683 +226,69 @@
           <w:b w:val="0"/>
           <w:i w:val="0"/>
         </w:rPr>
-        <w:t>أسامه بن احمد بن عباس زيني</w:t>
-      </w:r>
-    </w:p>
-    <w:p>
-      <w:pPr>
-        <w:jc w:val="right"/>
-        <w:bidi/>
-      </w:pPr>
-      <w:r>
-        <w:rPr>
-          <w:b w:val="0"/>
-          <w:i w:val="0"/>
-        </w:rPr>
-        <w:t>أسامه بن احمد بن عباس زيني</w:t>
-      </w:r>
-    </w:p>
-    <w:p>
-      <w:pPr>
-        <w:jc w:val="right"/>
-        <w:bidi/>
-      </w:pPr>
-      <w:r>
-        <w:rPr>
-          <w:b w:val="0"/>
-          <w:i w:val="0"/>
-        </w:rPr>
-        <w:t>أسامه بن احمد بن عباس زيني</w:t>
-      </w:r>
-    </w:p>
-    <w:p>
-      <w:pPr>
-        <w:jc w:val="right"/>
-        <w:bidi/>
-      </w:pPr>
-      <w:r>
-        <w:rPr>
-          <w:b w:val="0"/>
-          <w:i w:val="0"/>
-        </w:rPr>
-        <w:t>أسامه بن احمد بن عباس زيني</w:t>
-      </w:r>
-    </w:p>
-    <w:p>
-      <w:pPr>
-        <w:jc w:val="right"/>
-        <w:bidi/>
-      </w:pPr>
-      <w:r>
-        <w:rPr>
-          <w:b w:val="0"/>
-          <w:i w:val="0"/>
-        </w:rPr>
-        <w:t>أسامه بن احمد بن عباس زيني</w:t>
-      </w:r>
-    </w:p>
-    <w:p>
-      <w:pPr>
-        <w:jc w:val="right"/>
-        <w:bidi/>
-      </w:pPr>
-      <w:r>
-        <w:rPr>
-          <w:b w:val="0"/>
-          <w:i w:val="0"/>
-        </w:rPr>
-        <w:t>أسامه بن احمد بن عباس زيني</w:t>
-      </w:r>
-    </w:p>
-    <w:p>
-      <w:pPr>
-        <w:jc w:val="right"/>
-        <w:bidi/>
-      </w:pPr>
-      <w:r>
-        <w:rPr>
-          <w:b w:val="0"/>
-          <w:i w:val="0"/>
-        </w:rPr>
-        <w:t>نيز سابع نب دمحا نب هماسأ</w:t>
-      </w:r>
-    </w:p>
-    <w:p>
-      <w:pPr>
-        <w:jc w:val="right"/>
-        <w:bidi/>
-      </w:pPr>
-      <w:r>
-        <w:rPr>
-          <w:b w:val="0"/>
-          <w:i w:val="0"/>
-        </w:rPr>
-        <w:t>نيز سابع نب دمحا نب هماسأ</w:t>
-      </w:r>
-    </w:p>
-    <w:p>
-      <w:pPr>
-        <w:jc w:val="right"/>
-        <w:bidi/>
-      </w:pPr>
-      <w:r>
-        <w:rPr>
-          <w:b w:val="0"/>
-          <w:i w:val="0"/>
-        </w:rPr>
-        <w:t>: عد عد أما االله رسول ع ع والسلام والصلاة مد مد ا ا ـ ۲۵۲۵/۱۲۱۲/۱٤٤٤٤۲ خ خ وتار ٤۲۸۲ ۲۸۲٤۷۱۷ ۷۱۷ رقم القضية ع ع ناء و و و و الدائرة فلدى بالقضية صفتھ</w:t>
-      </w:r>
-    </w:p>
-    <w:p>
-      <w:pPr>
-        <w:jc w:val="right"/>
-        <w:bidi/>
-      </w:pPr>
-      <w:r>
-        <w:rPr>
-          <w:b w:val="0"/>
-          <w:i w:val="0"/>
-        </w:rPr>
-        <w:t>تحتف ا ا ةسل روضحب : : فارطأ ةيضقلا ناطلس دجام رصان اطحقلا ي لا و ة ةينطولا ۳۳۰۷۷۳۰۰۱۱ ةيدوعسلا ىماحم دمحم زاوف نب نم عثلا لا و ة ةينطولا ۸۷۲۸۰۹۸۹۰۱ ةيدوعسلا ىماحم اش ع هللادبع ملاس نب ال ي لا و ة ةينطولا ۱۸۵۰۱٤۷۹۰۱ ةيدوعسلا ىماحم قراط فلخ نب ار ع ا را ى لا و ة ةينطولا ٤۵۰٦٤۱٦۵۰۱ ةيدوعسلا ىماحم ناندع دمحا سابع ز لا و ة ةينطولا ۳۳۷۲۹۰۷۱۰۱ ةيدوعسلا دملا مس عون لا و ة مقر لا و ة ا ةيس ھتفص ةيضقلاب فيفر دشار ءازج يفقثلا لا و ة ةينطولا ۱۷۰۸۲۹۱۱۱۱ يدوعس ليكو ع نب فرشم نب حرفم نب دشار لا و ة ةينطولا ۷۷۰٤۷۲٦٤۰۱ يدوعس ىماحم ع بلاط اص يمايلا لا و ة ةينطولا ٦۰۸٤٤۰٤٤۰۱ يدوعس ىماحم رمع دوعس نب دعس طملا ي لا و ة ةينطولا ۱۰۹۵٤۷۹۹۰۱ يدوعس ليكو اش ع هللادبع ملاس نب ال ي لا و ة ةينطولا ۱۸۵۰۱٤۷۹۰۱ يدوعس ىماحم دمحم زاوف نب نم عثلا لا و ة ةينطولا ۸۷۲۸۰۹۸۹۰۱ يدوعس ىماحم مازع لصيف اربا مي جوخ لا و ة ةينطولا ٤٦۸۸۸٤۱۱۰۱ يدوعس ىماحم رمع دوعس نب دعس طملا ي لا و ة ةينطولا ۱۰۹۵٤۷۹۹۰۱ يدوعس 2003 ناميلس دمحم ناميلس يريدسلا لا و ة ةينطولا ۰۵۲۵٦۰۳۷۰۱ يدوعس ىماحم قراط فلخ نب ار ع ا را ى لا و ة ةينطولا ٤۵۰٦٤۱٦۵۰۱ يدوعس ىماحم ناطلس دجام رصان اطحقلا ي لا و ة ةينطولا ۳۳۰۷۷۳۰۰۱۱ يدوعس ىماحم لا و ة ةينطولا ۳۳۰۷۷۳۰۰۱۱ يدوعس رضاح ةماسا دمحا سابع ز لا و ة ةينطولا ۱۰۳۷۱۰۸۰۰۱ يدوعس دم ھيلع ةقتاع حيدمحم عدمحم ا يزار لا و ة ةينطولا ۷٤۸٦۵۰۷۰۰۱ يدوعس دم ھيلع رت ي نب حبار نب دعس طملا ي لا و ة ةينطولا ۸۳۵۰۵۸۲۲۱۱ ليكو ناندع دمحا سابع ز لا و ة ةينطولا ۳۳۷۲۹۰۷۱۰۱ يدوعس دملا مس عون لا و ة مقر لا و ة ا ةيس</w:t>
-      </w:r>
-    </w:p>
-    <w:p>
-      <w:pPr>
-        <w:jc w:val="right"/>
-        <w:bidi/>
-      </w:pPr>
-      <w:r>
-        <w:rPr>
-          <w:b w:val="0"/>
-          <w:i w:val="0"/>
-        </w:rPr>
-        <w:t>ضبط</w:t>
-      </w:r>
-    </w:p>
-    <w:p>
-      <w:pPr>
-        <w:jc w:val="right"/>
-        <w:bidi/>
-      </w:pPr>
-      <w:r>
-        <w:rPr>
-          <w:b w:val="0"/>
-          <w:i w:val="0"/>
-        </w:rPr>
-        <w:t>بجدة التجار ة المحكمة و الدائرة ۱ : ةـ الصفح رقم ۲۸ : ا لسة رقم ٤۲۸۲٤۷۱۷ : القضية رقم</w:t>
-      </w:r>
-    </w:p>
-    <w:p>
-      <w:pPr>
-        <w:jc w:val="right"/>
-        <w:bidi/>
-      </w:pPr>
-      <w:r>
-        <w:rPr>
-          <w:b w:val="0"/>
-          <w:i w:val="0"/>
-        </w:rPr>
-        <w:t>أسامه بن احمد بن عباس زيني</w:t>
-      </w:r>
-    </w:p>
-    <w:p>
-      <w:pPr>
-        <w:jc w:val="right"/>
-        <w:bidi/>
-      </w:pPr>
-      <w:r>
-        <w:rPr>
-          <w:b w:val="0"/>
-          <w:i w:val="0"/>
-        </w:rPr>
-        <w:t>أسامه بن احمد بن عباس زيني</w:t>
-      </w:r>
-    </w:p>
-    <w:p>
-      <w:pPr>
-        <w:jc w:val="right"/>
-        <w:bidi/>
-      </w:pPr>
-      <w:r>
-        <w:rPr>
-          <w:b w:val="0"/>
-          <w:i w:val="0"/>
-        </w:rPr>
-        <w:t>أسامه بن احمد بن عباس زيني</w:t>
-      </w:r>
-    </w:p>
-    <w:p>
-      <w:pPr>
-        <w:jc w:val="right"/>
-        <w:bidi/>
-      </w:pPr>
-      <w:r>
-        <w:rPr>
-          <w:b w:val="0"/>
-          <w:i w:val="0"/>
-        </w:rPr>
-        <w:t>أسامه بن احمد بن عباس زيني</w:t>
-      </w:r>
-    </w:p>
-    <w:p>
-      <w:pPr>
-        <w:jc w:val="right"/>
-        <w:bidi/>
-      </w:pPr>
-      <w:r>
-        <w:rPr>
-          <w:b w:val="0"/>
-          <w:i w:val="0"/>
-        </w:rPr>
-        <w:t>أسامه بن احمد بن عباس زيني</w:t>
-      </w:r>
-    </w:p>
-    <w:p>
-      <w:pPr>
-        <w:jc w:val="right"/>
-        <w:bidi/>
-      </w:pPr>
-      <w:r>
-        <w:rPr>
-          <w:b w:val="0"/>
-          <w:i w:val="0"/>
-        </w:rPr>
-        <w:t>أسامه بن احمد بن عباس زيني</w:t>
-      </w:r>
-    </w:p>
-    <w:p>
-      <w:pPr>
-        <w:jc w:val="right"/>
-        <w:bidi/>
-      </w:pPr>
-      <w:r>
-        <w:rPr>
-          <w:b w:val="0"/>
-          <w:i w:val="0"/>
-        </w:rPr>
-        <w:t>أسامه بن احمد بن عباس زيني</w:t>
-      </w:r>
-    </w:p>
-    <w:p>
-      <w:pPr>
-        <w:jc w:val="right"/>
-        <w:bidi/>
-      </w:pPr>
-      <w:r>
-        <w:rPr>
-          <w:b w:val="0"/>
-          <w:i w:val="0"/>
-        </w:rPr>
-        <w:t>أسامه بن احمد بن عباس زيني</w:t>
-      </w:r>
-    </w:p>
-    <w:p>
-      <w:pPr>
-        <w:jc w:val="right"/>
-        <w:bidi/>
-      </w:pPr>
-      <w:r>
-        <w:rPr>
-          <w:b w:val="0"/>
-          <w:i w:val="0"/>
-        </w:rPr>
-        <w:t>نيز سابع نب دمحا نب هماسأ</w:t>
-      </w:r>
-    </w:p>
-    <w:p>
-      <w:pPr>
-        <w:jc w:val="right"/>
-        <w:bidi/>
-      </w:pPr>
-      <w:r>
-        <w:rPr>
-          <w:b w:val="0"/>
-          <w:i w:val="0"/>
-        </w:rPr>
-        <w:t>نيز سابع نب دمحا نب هماسأ</w:t>
-      </w:r>
-    </w:p>
-    <w:p>
-      <w:pPr>
-        <w:jc w:val="right"/>
-        <w:bidi/>
-      </w:pPr>
-      <w:r>
-        <w:rPr>
-          <w:b w:val="0"/>
-          <w:i w:val="0"/>
-        </w:rPr>
-        <w:t>دم ھيلع ةيدوعسلا ۱۰۳۷۱۰۸۰۰۱ ة و لا ةينطولا ةماسا دمحا سابع ز</w:t>
-      </w:r>
-    </w:p>
-    <w:p>
-      <w:pPr>
-        <w:jc w:val="right"/>
-        <w:bidi/>
-      </w:pPr>
-      <w:r>
-        <w:rPr>
-          <w:b w:val="0"/>
-          <w:i w:val="0"/>
-        </w:rPr>
-        <w:t>2003 ةيدوعسلا ۱۰۹۵٤۷۹۹۰۱ ة و لا ةينطولا رمع دوعس نب دعس ي طملا</w:t>
-      </w:r>
-    </w:p>
-    <w:p>
-      <w:pPr>
-        <w:jc w:val="right"/>
-        <w:bidi/>
-      </w:pPr>
-      <w:r>
-        <w:rPr>
-          <w:b w:val="0"/>
-          <w:i w:val="0"/>
-        </w:rPr>
-        <w:t>الدعوى</w:t>
-      </w:r>
-    </w:p>
-    <w:p>
-      <w:pPr>
-        <w:jc w:val="right"/>
-        <w:bidi/>
-      </w:pPr>
-      <w:r>
-        <w:rPr>
-          <w:b w:val="0"/>
-          <w:i w:val="0"/>
-        </w:rPr>
-        <w:t>دم ھيلع .رخا ،) اـنركذ نا صـص ا ا بـس 90 % نـم سار لاملا ، اـمك مـكغلبن نأ ماـظنلا حمـس ال اـنل ةـفاضإب دـم وا خ راتو 10 2/ 1438/ ـ قي صاصتخاب ءاضقلا يراجتلا رظنل هذ ىوعدلا ( قفرم كص مكح صاصتخ ) اـ لع نـم ةكرـش دـمحا ز .ةـ راجتلا اـملع ھـنأ ردـص مـكح نـم ةـمكحملا ةـماعلا ةدـجب كـصب مـقر 3855849 نـم لـبق كوـم اـمم انرطـضا إ ءاـجتل إ مكتليـضف مازلـإل دملا ھـيلع دادـس ةـميق صـص ا ـلا وتـسا ام و نا دملا ھيلع دـق عنتمأ دـنع دادـس ةميق صـص ا راشملا ا لإ هالعأ مدعلو ھتباجتـسا تابلاطملل ةيدولا ھـيلع ام دـلاوو بجوـمب كـص رـصح ةـثرو مـقر 38391575 خـ راتو 12 5/ 1438/ ( ـ قفرم كـص رـصح ةـثرولا ) 21 4/ 1438/ ـ وـت ثروـم كوـم روـفغملا ھـل نذإـب هللا / دـمحأ ساـبع ز ، رـصحناو ھـثرإ دملا دملاو ـلا تـ رجأ اـ ةـيلمع عيبـلا تـالا و ةـلطاب ءاـنب ع نادـقف ثروملا ھـمحري هللا ةـيل ألل ءاـنثا ة ـف .عيبـلا خ راـت و نـم بـخ فـل م نـم لـبق رئاودـلا ةـ راجتلا ناويدـب ملاـظملا .ھنيح ( قـفرم ر رقتلا ساـحملا ) اـملع نأ تـالا ولا ةئامعـس و دـحاوو نوثـالثو لاـ ر و ةبـس ب ( 90 )% نـم سار لاـم ةكرـشلا كـلذو ءاـنب ع ر رقت ساـحم رداـص صـص ا اـغلبم ةردـقو ( 368.757.931 ) ةـئامثالث ةـينامثو نوتـسو نوـيلم ةئامعبـسو ةعبـسو نوـسمخو فلا ةـيكلم كـلت صـص ا و ةبـس ب ( 90 )% نـم كـالمأ ثروـم كوـم إ كـالمأ دملا ھـيلع ، دـقو تـغلب ةـميق كلت ھـمحري هللا ndash ; ھـسفنل ثـيح عـقو نع ع اـبلا نعو ي ـشملا ةـميقب عـيب ( 450.000 ) لاـ ر طقف كلذـ و تلقتنا دـمحا ز ةـ راجتلا ( تاذ ةيلوئـسم ةدودـحم ) ل ـ يراـجت مـقر 4030196102 نـم ثروـم كوـم ndash; تـالا ولا ةـحونمملا ھل نم ثروـم كوم ndash ; ھـمحري هللا ndash ; ماـقو عيقوتلاب ھنع عيب ھصـصح ةكرـش ( قـفرم كـص مـك ا ) و ة ـف كـشلا ةـب رلاو ءاـنثو رظن ىوـعد وـلا راـشملا اـ لإ هـالعا لغتـسا دملا ھيلع كـصلاب مـقر 43281449 خـ راتو 26 7/ 1434/ ـ ـ قي وـتب اـميق ع ثروملا ھنادـقفل ةـيل كارد و زجوـن إ مكتليـضف اـناوعد ليـصفتلاب ي : خـ راتب 26 7/ 1434/ ـ ردـص مـكح نـم ةـمكحملا ةـماعلا ةدـجب</w:t>
-      </w:r>
-    </w:p>
-    <w:p>
-      <w:pPr>
-        <w:jc w:val="right"/>
-        <w:bidi/>
-      </w:pPr>
-      <w:r>
-        <w:rPr>
-          <w:b w:val="0"/>
-          <w:i w:val="0"/>
-        </w:rPr>
-        <w:t>ةعفارملا</w:t>
-      </w:r>
-    </w:p>
-    <w:p>
-      <w:pPr>
-        <w:jc w:val="right"/>
-        <w:bidi/>
-      </w:pPr>
-      <w:r>
-        <w:rPr>
-          <w:b w:val="0"/>
-          <w:i w:val="0"/>
-        </w:rPr>
-        <w:t>باتك ةرئادلا ىدل .ة ا ـش و ةرئادـلا إ مدـع دورو ةداـفإ ةـلد ةـيئان ا ـح ھخ راـت ، تـم فأو ةرئادـلا لـيكو دملا نأ ھـيلع ةع اـتم ةـسل ا ـش ةرئادـلا إ اـ أ تدـقع هذـ ةـسل ا نـع دـع ـع لاـصت ي رملا ، نـعو قـ رط ماـظن . ـ اقت</w:t>
-      </w:r>
-    </w:p>
-    <w:p>
-      <w:pPr>
-        <w:jc w:val="right"/>
-        <w:bidi/>
-      </w:pPr>
-      <w:r>
-        <w:rPr>
-          <w:b w:val="0"/>
-          <w:i w:val="0"/>
-        </w:rPr>
-        <w:t>فارطأ ةيضقلا</w:t>
-      </w:r>
-    </w:p>
-    <w:p>
-      <w:pPr>
-        <w:jc w:val="right"/>
-        <w:bidi/>
-      </w:pPr>
-      <w:r>
-        <w:rPr>
-          <w:b w:val="0"/>
-          <w:i w:val="0"/>
-        </w:rPr>
-        <w:t>ضبط</w:t>
-      </w:r>
-    </w:p>
-    <w:p>
-      <w:pPr>
-        <w:jc w:val="right"/>
-        <w:bidi/>
-      </w:pPr>
-      <w:r>
-        <w:rPr>
-          <w:b w:val="0"/>
-          <w:i w:val="0"/>
-        </w:rPr>
-        <w:t>بجدة التجار ة المحكمة و الدائرة ۲ : ةـ الصفح رقم ۲۸ : ا لسة رقم ٤۲۸۲٤۷۱۷ : القضية رقم</w:t>
-      </w:r>
-    </w:p>
-    <w:p>
-      <w:pPr>
-        <w:jc w:val="right"/>
-        <w:bidi/>
-      </w:pPr>
-      <w:r>
-        <w:rPr>
-          <w:b w:val="0"/>
-          <w:i w:val="0"/>
-        </w:rPr>
-        <w:t>أسامه بن احمد بن عباس زيني</w:t>
-      </w:r>
-    </w:p>
-    <w:p>
-      <w:pPr>
-        <w:jc w:val="right"/>
-        <w:bidi/>
-      </w:pPr>
-      <w:r>
-        <w:rPr>
-          <w:b w:val="0"/>
-          <w:i w:val="0"/>
-        </w:rPr>
-        <w:t>أسامه بن احمد بن عباس زيني</w:t>
-      </w:r>
-    </w:p>
-    <w:p>
-      <w:pPr>
-        <w:jc w:val="right"/>
-        <w:bidi/>
-      </w:pPr>
-      <w:r>
-        <w:rPr>
-          <w:b w:val="0"/>
-          <w:i w:val="0"/>
-        </w:rPr>
-        <w:t>أسامه بن احمد بن عباس زيني</w:t>
-      </w:r>
-    </w:p>
-    <w:p>
-      <w:pPr>
-        <w:jc w:val="right"/>
-        <w:bidi/>
-      </w:pPr>
-      <w:r>
-        <w:rPr>
-          <w:b w:val="0"/>
-          <w:i w:val="0"/>
-        </w:rPr>
-        <w:t>أسامه بن احمد بن عباس زيني</w:t>
-      </w:r>
-    </w:p>
-    <w:p>
-      <w:pPr>
-        <w:jc w:val="right"/>
-        <w:bidi/>
-      </w:pPr>
-      <w:r>
-        <w:rPr>
-          <w:b w:val="0"/>
-          <w:i w:val="0"/>
-        </w:rPr>
-        <w:t>أسامه بن احمد بن عباس زيني</w:t>
-      </w:r>
-    </w:p>
-    <w:p>
-      <w:pPr>
-        <w:jc w:val="right"/>
-        <w:bidi/>
-      </w:pPr>
-      <w:r>
-        <w:rPr>
-          <w:b w:val="0"/>
-          <w:i w:val="0"/>
-        </w:rPr>
-        <w:t>أسامه بن احمد بن عباس زيني</w:t>
-      </w:r>
-    </w:p>
-    <w:p>
-      <w:pPr>
-        <w:jc w:val="right"/>
-        <w:bidi/>
-      </w:pPr>
-      <w:r>
-        <w:rPr>
-          <w:b w:val="0"/>
-          <w:i w:val="0"/>
-        </w:rPr>
-        <w:t>أسامه بن احمد بن عباس زيني</w:t>
-      </w:r>
-    </w:p>
-    <w:p>
-      <w:pPr>
-        <w:jc w:val="right"/>
-        <w:bidi/>
-      </w:pPr>
-      <w:r>
-        <w:rPr>
-          <w:b w:val="0"/>
-          <w:i w:val="0"/>
-        </w:rPr>
-        <w:t>أسامه بن احمد بن عباس زيني</w:t>
-      </w:r>
-    </w:p>
-    <w:p>
-      <w:pPr>
-        <w:jc w:val="right"/>
-        <w:bidi/>
-      </w:pPr>
-      <w:r>
-        <w:rPr>
-          <w:b w:val="0"/>
-          <w:i w:val="0"/>
-        </w:rPr>
-        <w:t>نيز سابع نب دمحا نب هماسأ</w:t>
-      </w:r>
-    </w:p>
-    <w:p>
-      <w:pPr>
-        <w:jc w:val="right"/>
-        <w:bidi/>
-      </w:pPr>
-      <w:r>
-        <w:rPr>
-          <w:b w:val="0"/>
-          <w:i w:val="0"/>
-        </w:rPr>
-        <w:t>نيز سابع نب دمحا نب هماسأ</w:t>
-      </w:r>
-    </w:p>
-    <w:p>
-      <w:pPr>
-        <w:jc w:val="right"/>
-        <w:bidi/>
-      </w:pPr>
-      <w:r>
-        <w:rPr>
-          <w:b w:val="0"/>
-          <w:i w:val="0"/>
-        </w:rPr>
-        <w:t>سم ز عباس احمد عدنان الصفة المد التوقيع</w:t>
-      </w:r>
-    </w:p>
-    <w:p>
-      <w:pPr>
-        <w:jc w:val="right"/>
-        <w:bidi/>
-      </w:pPr>
-      <w:r>
-        <w:rPr>
-          <w:b w:val="0"/>
-          <w:i w:val="0"/>
-        </w:rPr>
-        <w:t>عيقوتلا ىماحم ةفصلا قراط فلخ نب ع ار ى را ا مس</w:t>
-      </w:r>
-    </w:p>
-    <w:p>
-      <w:pPr>
-        <w:jc w:val="right"/>
-        <w:bidi/>
-      </w:pPr>
-      <w:r>
-        <w:rPr>
-          <w:b w:val="0"/>
-          <w:i w:val="0"/>
-        </w:rPr>
-        <w:t>عيقوتلا ىماحم ةفصلا ع اش هللادبع ملاس نب ي ال مس</w:t>
-      </w:r>
-    </w:p>
-    <w:p>
-      <w:pPr>
-        <w:jc w:val="right"/>
-        <w:bidi/>
-      </w:pPr>
-      <w:r>
-        <w:rPr>
-          <w:b w:val="0"/>
-          <w:i w:val="0"/>
-        </w:rPr>
-        <w:t>عيقوتلا ىماحم ةفصلا دمحم زاوف نب نم عثلا مس</w:t>
-      </w:r>
-    </w:p>
-    <w:p>
-      <w:pPr>
-        <w:jc w:val="right"/>
-        <w:bidi/>
-      </w:pPr>
-      <w:r>
-        <w:rPr>
-          <w:b w:val="0"/>
-          <w:i w:val="0"/>
-        </w:rPr>
-        <w:t>عيقوتلا ىماحم ةفصلا ناطلس دجام رصان ي اطحقلا مس</w:t>
-      </w:r>
-    </w:p>
-    <w:p>
-      <w:pPr>
-        <w:jc w:val="right"/>
-        <w:bidi/>
-      </w:pPr>
-      <w:r>
-        <w:rPr>
-          <w:b w:val="0"/>
-          <w:i w:val="0"/>
-        </w:rPr>
-        <w:t>سم ز عباس احمد اسامة الصفة عليھ مد التوقيع</w:t>
-      </w:r>
-    </w:p>
-    <w:p>
-      <w:pPr>
-        <w:jc w:val="right"/>
-        <w:bidi/>
-      </w:pPr>
-      <w:r>
-        <w:rPr>
-          <w:b w:val="0"/>
-          <w:i w:val="0"/>
-        </w:rPr>
-        <w:t>عيقوتلا 2003 ةفصلا رمع دوعس نب دعس ي طملا مس</w:t>
-      </w:r>
-    </w:p>
-    <w:p>
-      <w:pPr>
-        <w:jc w:val="right"/>
-        <w:bidi/>
-      </w:pPr>
-      <w:r>
-        <w:rPr>
-          <w:b w:val="0"/>
-          <w:i w:val="0"/>
-        </w:rPr>
-        <w:t>عيقوتلا س ئر ةرئادلا ةيئاضقلاةفصلا فاسع نب اص اوعلا مس</w:t>
-      </w:r>
-    </w:p>
-    <w:p>
-      <w:pPr>
-        <w:jc w:val="right"/>
-        <w:bidi/>
-      </w:pPr>
-      <w:r>
-        <w:rPr>
-          <w:b w:val="0"/>
-          <w:i w:val="0"/>
-        </w:rPr>
-        <w:t>ضبط</w:t>
-      </w:r>
-    </w:p>
-    <w:p>
-      <w:pPr>
-        <w:jc w:val="right"/>
-        <w:bidi/>
-      </w:pPr>
-      <w:r>
-        <w:rPr>
-          <w:b w:val="0"/>
-          <w:i w:val="0"/>
-        </w:rPr>
-        <w:t>بجدة التجار ة المحكمة و الدائرة ۳ : ةـ الصفح رقم ۲۸ : ا لسة رقم ٤۲۸۲٤۷۱۷ : القضية رقم</w:t>
-      </w:r>
-    </w:p>
-    <w:p>
-      <w:pPr>
-        <w:jc w:val="right"/>
-        <w:bidi/>
-      </w:pPr>
-      <w:r>
-        <w:rPr>
-          <w:b w:val="0"/>
-          <w:i w:val="0"/>
-        </w:rPr>
-        <w:t>فارطأ ةيضقلا</w:t>
-      </w:r>
-    </w:p>
-    <w:p>
-      <w:pPr>
-        <w:jc w:val="right"/>
-        <w:bidi/>
-      </w:pPr>
-      <w:r>
-        <w:rPr>
-          <w:b w:val="0"/>
-          <w:i w:val="0"/>
-        </w:rPr>
-        <w:t>الدائرة أعضاء توقيع</w:t>
+        <w:t>[صفحة 3]</w:t>
+        <w:br/>
+        <w:t>ةيدوعسلا ةيبرعلا ةعلتتا | ك2</w:t>
+        <w:br/>
+        <w:t>1 ذاوة ضبط</w:t>
+        <w:br/>
+        <w:t>9ه وزارة العدل</w:t>
+        <w:br/>
+        <w:t>ل 1س</w:t>
+        <w:br/>
+        <w:t>ا ل 0022م حي تل ادا لاط</w:t>
+        <w:br/>
+        <w:t>1 00</w:t>
+        <w:br/>
+        <w:t>المحكمة التجارية بجدة رقم الصفحة ‎١ ١‏ ا و</w:t>
+        <w:br/>
+        <w:t>الدائرة الاولى رقم القضية: 257414117 رقمالجلسة: ‎١/‏ سانت لس</w:t>
+        <w:br/>
+        <w:t>"|" تراه اي اا ل ل ل ل ل ل سس بجيجيييييييييب</w:t>
+        <w:br/>
+        <w:t>1 7 مسإلا</w:t>
+        <w:br/>
+        <w:t>يقوتلا دملا ةفصلا</w:t>
+        <w:br/>
+        <w:t>عدنان احمد عباس زبني يي لتوقيع</w:t>
+        <w:br/>
+        <w:t>1 7 مسإلا</w:t>
+        <w:br/>
+        <w:t>يقوتلا احم ةفصلا</w:t>
+        <w:br/>
+        <w:t>عيقوتل و ىثراحلا عيار نب فلخ قراط</w:t>
+        <w:br/>
+        <w:t>1 7 مسإلا</w:t>
+        <w:br/>
+        <w:t>يقوتلا اجم ةفصلا</w:t>
+        <w:br/>
+        <w:t>شايع عبد الله سالم بن هلابي ِّ لتوقيع</w:t>
+        <w:br/>
+        <w:t>1 7 مسإلا</w:t>
+        <w:br/>
+        <w:t>يقوتلا ىماحم ةفصلا</w:t>
+        <w:br/>
+        <w:t>محمد فواز بن منير الثعلي شيع</w:t>
+        <w:br/>
+        <w:t>1 7 مسإلا</w:t>
+        <w:br/>
+        <w:t>يقوتلا اجم ةفصلا</w:t>
+        <w:br/>
+        <w:t>سلطان ماجد ناصر القحطاني لمكا لتوقيع</w:t>
+        <w:br/>
+        <w:t>1 7 مسإلا</w:t>
+        <w:br/>
+        <w:t>الصفة عليه الت</w:t>
+        <w:br/>
+        <w:t>اسامة احمد عباس زيني م 0 لتوقيع</w:t>
+        <w:br/>
+        <w:t>عيقوتلا 2003 ةفصلا مسإلا</w:t>
+        <w:br/>
+        <w:t>يريطملا دعس نب دوعس رمع</w:t>
+        <w:br/>
+        <w:t>حب 77 ةرئاشلا ءاضعأ عيقوقي ا لل</w:t>
+        <w:br/>
+        <w:t>ا” ةيئاضقلا ةرئادلا سيئر يجاوعلا حلاص نب فاسع</w:t>
       </w:r>
     </w:p>
     <w:sectPr>
